--- a/round1/output/docx_sections/BAA BAA Ops.docx
+++ b/round1/output/docx_sections/BAA BAA Ops.docx
@@ -428,26 +428,749 @@
       </w:r>
     </w:p>
     <w:p>
-      <w:pPr/>
+      <w:pPr>
+        <w:pStyle w:val="Heading3"/>
+      </w:pPr>
       <w:r>
-        <w:rPr>
-          <w:rStyle w:val="Heading3Char"/>
-          <w:rFonts w:ascii="Aptos" w:hAnsi="Aptos"/>
-        </w:rPr>
+        <w:rPr/>
         <w:t>Process:</w:t>
       </w:r>
     </w:p>
     <w:p>
-      <w:pPr/>
+      <w:pPr>
+        <w:pStyle w:val="ListParagraph"/>
+      </w:pPr>
+      <w:r>
+        <w:rPr>
+          <w:rFonts w:ascii="Aptos" w:hAnsi="Aptos"/>
+          <w:b w:val="0"/>
+          <w:i w:val="0"/>
+          <w:sz w:val="24"/>
+        </w:rPr>
+        <w:t>Intake / Scheduling</w:t>
+      </w:r>
+    </w:p>
+    <w:p>
+      <w:pPr>
+        <w:pStyle w:val="ListParagraph"/>
+      </w:pPr>
+      <w:r>
+        <w:rPr>
+          <w:rFonts w:ascii="Aptos" w:hAnsi="Aptos"/>
+          <w:b/>
+          <w:i w:val="0"/>
+          <w:sz w:val="24"/>
+        </w:rPr>
+        <w:t>Receive Tickets:</w:t>
+      </w:r>
+      <w:r>
+        <w:rPr>
+          <w:rFonts w:ascii="Aptos" w:hAnsi="Aptos"/>
+          <w:b w:val="0"/>
+          <w:i w:val="0"/>
+          <w:sz w:val="24"/>
+        </w:rPr>
+        <w:t xml:space="preserve"> Receive tickets submitted by Code Enforcement.</w:t>
+      </w:r>
+    </w:p>
+    <w:p>
+      <w:pPr>
+        <w:pStyle w:val="ListParagraph"/>
+      </w:pPr>
+      <w:r>
+        <w:rPr>
+          <w:rFonts w:ascii="Aptos" w:hAnsi="Aptos"/>
+          <w:b/>
+          <w:i w:val="0"/>
+          <w:sz w:val="24"/>
+        </w:rPr>
+        <w:t>Open Cases:</w:t>
+      </w:r>
+      <w:r>
+        <w:rPr>
+          <w:rFonts w:ascii="Aptos" w:hAnsi="Aptos"/>
+          <w:b w:val="0"/>
+          <w:i w:val="0"/>
+          <w:sz w:val="24"/>
+        </w:rPr>
+        <w:t xml:space="preserve"> Open tickets within IPS.</w:t>
+      </w:r>
+    </w:p>
+    <w:p>
+      <w:pPr>
+        <w:pStyle w:val="ListParagraph"/>
+      </w:pPr>
+      <w:r>
+        <w:rPr>
+          <w:rFonts w:ascii="Aptos" w:hAnsi="Aptos"/>
+          <w:b/>
+          <w:i w:val="0"/>
+          <w:sz w:val="24"/>
+        </w:rPr>
+        <w:t>Review Violations:</w:t>
+      </w:r>
+      <w:r>
+        <w:rPr>
+          <w:rFonts w:ascii="Aptos" w:hAnsi="Aptos"/>
+          <w:b w:val="0"/>
+          <w:i w:val="0"/>
+          <w:sz w:val="24"/>
+        </w:rPr>
+        <w:t xml:space="preserve"> Review cases to determine whether open violations or fines exist.</w:t>
+      </w:r>
+    </w:p>
+    <w:p>
+      <w:pPr>
+        <w:pStyle w:val="ListParagraph"/>
+      </w:pPr>
+      <w:r>
+        <w:rPr>
+          <w:rFonts w:ascii="Aptos" w:hAnsi="Aptos"/>
+          <w:b/>
+          <w:i w:val="0"/>
+          <w:sz w:val="24"/>
+        </w:rPr>
+        <w:t>Research Ownership:</w:t>
+      </w:r>
+      <w:r>
+        <w:rPr>
+          <w:rFonts w:ascii="Aptos" w:hAnsi="Aptos"/>
+          <w:b w:val="0"/>
+          <w:i w:val="0"/>
+          <w:sz w:val="24"/>
+        </w:rPr>
+        <w:t xml:space="preserve"> Review ownership information when needed.</w:t>
+      </w:r>
+    </w:p>
+    <w:p>
+      <w:pPr>
+        <w:pStyle w:val="ListParagraph"/>
+      </w:pPr>
+      <w:r>
+        <w:rPr>
+          <w:rFonts w:ascii="Aptos" w:hAnsi="Aptos"/>
+          <w:b/>
+          <w:i w:val="0"/>
+          <w:sz w:val="24"/>
+        </w:rPr>
+        <w:t>Prepare Decisions:</w:t>
+      </w:r>
+      <w:r>
+        <w:rPr>
+          <w:rFonts w:ascii="Aptos" w:hAnsi="Aptos"/>
+          <w:b w:val="0"/>
+          <w:i w:val="0"/>
+          <w:sz w:val="24"/>
+        </w:rPr>
+        <w:t xml:space="preserve"> Draft default decisions and orders for applicable cases.  </w:t>
+      </w:r>
+    </w:p>
+    <w:p>
+      <w:pPr>
+        <w:pStyle w:val="ListParagraph"/>
+      </w:pPr>
+      <w:r>
+        <w:rPr>
+          <w:rFonts w:ascii="Aptos" w:hAnsi="Aptos"/>
+          <w:b w:val="0"/>
+          <w:i w:val="0"/>
+          <w:sz w:val="24"/>
+        </w:rPr>
+        <w:t>Inspection: BAA Operations staff do not conduct inspections.</w:t>
+      </w:r>
+    </w:p>
+    <w:p>
+      <w:pPr>
+        <w:pStyle w:val="ListParagraph"/>
+      </w:pPr>
+      <w:r>
+        <w:rPr>
+          <w:rFonts w:ascii="Aptos" w:hAnsi="Aptos"/>
+          <w:b/>
+          <w:i w:val="0"/>
+          <w:sz w:val="24"/>
+        </w:rPr>
+        <w:t>Review Inspection Information:</w:t>
+      </w:r>
+      <w:r>
+        <w:rPr>
+          <w:rFonts w:ascii="Aptos" w:hAnsi="Aptos"/>
+          <w:b w:val="0"/>
+          <w:i w:val="0"/>
+          <w:sz w:val="24"/>
+        </w:rPr>
+        <w:t xml:space="preserve"> Review inspection information included with Code Enforcement tickets.</w:t>
+      </w:r>
+    </w:p>
+    <w:p>
+      <w:pPr>
+        <w:pStyle w:val="ListParagraph"/>
+      </w:pPr>
+      <w:r>
+        <w:rPr>
+          <w:rFonts w:ascii="Aptos" w:hAnsi="Aptos"/>
+          <w:b/>
+          <w:i w:val="0"/>
+          <w:sz w:val="24"/>
+        </w:rPr>
+        <w:t>Process Inspection Results:</w:t>
+      </w:r>
+      <w:r>
+        <w:rPr>
+          <w:rFonts w:ascii="Aptos" w:hAnsi="Aptos"/>
+          <w:b w:val="0"/>
+          <w:i w:val="0"/>
+          <w:sz w:val="24"/>
+        </w:rPr>
+        <w:t xml:space="preserve"> Update tickets based on inspection outcomes and case status.  </w:t>
+      </w:r>
+    </w:p>
+    <w:p>
+      <w:pPr>
+        <w:pStyle w:val="ListParagraph"/>
+      </w:pPr>
+      <w:r>
+        <w:rPr>
+          <w:rFonts w:ascii="Aptos" w:hAnsi="Aptos"/>
+          <w:b w:val="0"/>
+          <w:i w:val="0"/>
+          <w:sz w:val="24"/>
+        </w:rPr>
+        <w:t>Case Management</w:t>
+      </w:r>
+    </w:p>
+    <w:p>
+      <w:pPr>
+        <w:pStyle w:val="ListParagraph"/>
+      </w:pPr>
+      <w:r>
+        <w:rPr>
+          <w:rFonts w:ascii="Aptos" w:hAnsi="Aptos"/>
+          <w:b/>
+          <w:i w:val="0"/>
+          <w:sz w:val="24"/>
+        </w:rPr>
+        <w:t>Case Notes:</w:t>
+      </w:r>
+      <w:r>
+        <w:rPr>
+          <w:rFonts w:ascii="Aptos" w:hAnsi="Aptos"/>
+          <w:b w:val="0"/>
+          <w:i w:val="0"/>
+          <w:sz w:val="24"/>
+        </w:rPr>
+        <w:t xml:space="preserve"> Record notes within IPS.</w:t>
+      </w:r>
+    </w:p>
+    <w:p>
+      <w:pPr>
+        <w:pStyle w:val="ListParagraph"/>
+      </w:pPr>
+      <w:r>
+        <w:rPr>
+          <w:rFonts w:ascii="Aptos" w:hAnsi="Aptos"/>
+          <w:b/>
+          <w:i w:val="0"/>
+          <w:sz w:val="24"/>
+        </w:rPr>
+        <w:t>Decision Management:</w:t>
+      </w:r>
+      <w:r>
+        <w:rPr>
+          <w:rFonts w:ascii="Aptos" w:hAnsi="Aptos"/>
+          <w:b w:val="0"/>
+          <w:i w:val="0"/>
+          <w:sz w:val="24"/>
+        </w:rPr>
+        <w:t xml:space="preserve"> Draft and maintain decisions and orders.</w:t>
+      </w:r>
+    </w:p>
+    <w:p>
+      <w:pPr>
+        <w:pStyle w:val="ListParagraph"/>
+      </w:pPr>
+      <w:r>
+        <w:rPr>
+          <w:rFonts w:ascii="Aptos" w:hAnsi="Aptos"/>
+          <w:b/>
+          <w:i w:val="0"/>
+          <w:sz w:val="24"/>
+        </w:rPr>
+        <w:t>Fee Processing:</w:t>
+      </w:r>
+      <w:r>
+        <w:rPr>
+          <w:rFonts w:ascii="Aptos" w:hAnsi="Aptos"/>
+          <w:b w:val="0"/>
+          <w:i w:val="0"/>
+          <w:sz w:val="24"/>
+        </w:rPr>
+        <w:t xml:space="preserve"> Apply default fees to cases.</w:t>
+      </w:r>
+    </w:p>
+    <w:p>
+      <w:pPr>
+        <w:pStyle w:val="ListParagraph"/>
+      </w:pPr>
+      <w:r>
+        <w:rPr>
+          <w:rFonts w:ascii="Aptos" w:hAnsi="Aptos"/>
+          <w:b/>
+          <w:i w:val="0"/>
+          <w:sz w:val="24"/>
+        </w:rPr>
+        <w:t>Ticket Updates:</w:t>
+      </w:r>
+      <w:r>
+        <w:rPr>
+          <w:rFonts w:ascii="Aptos" w:hAnsi="Aptos"/>
+          <w:b w:val="0"/>
+          <w:i w:val="0"/>
+          <w:sz w:val="24"/>
+        </w:rPr>
+        <w:t xml:space="preserve"> Update case status as tickets move through the process.</w:t>
+      </w:r>
+    </w:p>
+    <w:p>
+      <w:pPr>
+        <w:pStyle w:val="ListParagraph"/>
+      </w:pPr>
+      <w:r>
+        <w:rPr>
+          <w:rFonts w:ascii="Aptos" w:hAnsi="Aptos"/>
+          <w:b/>
+          <w:i w:val="0"/>
+          <w:sz w:val="24"/>
+        </w:rPr>
+        <w:t>Case Closure:</w:t>
+      </w:r>
+      <w:r>
+        <w:rPr>
+          <w:rFonts w:ascii="Aptos" w:hAnsi="Aptos"/>
+          <w:b w:val="0"/>
+          <w:i w:val="0"/>
+          <w:sz w:val="24"/>
+        </w:rPr>
+        <w:t xml:space="preserve"> Close tickets after processing is complete.  </w:t>
+      </w:r>
+    </w:p>
+    <w:p>
+      <w:pPr>
+        <w:pStyle w:val="ListParagraph"/>
+      </w:pPr>
+      <w:r>
+        <w:rPr>
+          <w:rFonts w:ascii="Aptos" w:hAnsi="Aptos"/>
+          <w:b w:val="0"/>
+          <w:i w:val="0"/>
+          <w:sz w:val="24"/>
+        </w:rPr>
+        <w:t>Enforcement / Non-Compliance BAA Operations staff do not perform enforcement.</w:t>
+      </w:r>
+    </w:p>
+    <w:p>
+      <w:pPr>
+        <w:pStyle w:val="ListParagraph"/>
+      </w:pPr>
+      <w:r>
+        <w:rPr>
+          <w:rFonts w:ascii="Aptos" w:hAnsi="Aptos"/>
+          <w:b/>
+          <w:i w:val="0"/>
+          <w:sz w:val="24"/>
+        </w:rPr>
+        <w:t>Administrative Processing:</w:t>
+      </w:r>
+      <w:r>
+        <w:rPr>
+          <w:rFonts w:ascii="Aptos" w:hAnsi="Aptos"/>
+          <w:b w:val="0"/>
+          <w:i w:val="0"/>
+          <w:sz w:val="24"/>
+        </w:rPr>
+        <w:t xml:space="preserve"> Process tickets received from Code Enforcement.</w:t>
+      </w:r>
+    </w:p>
+    <w:p>
+      <w:pPr>
+        <w:pStyle w:val="ListParagraph"/>
+      </w:pPr>
+      <w:r>
+        <w:rPr>
+          <w:rFonts w:ascii="Aptos" w:hAnsi="Aptos"/>
+          <w:b/>
+          <w:i w:val="0"/>
+          <w:sz w:val="24"/>
+        </w:rPr>
+        <w:t>Default Decisions:</w:t>
+      </w:r>
+      <w:r>
+        <w:rPr>
+          <w:rFonts w:ascii="Aptos" w:hAnsi="Aptos"/>
+          <w:b w:val="0"/>
+          <w:i w:val="0"/>
+          <w:sz w:val="24"/>
+        </w:rPr>
+        <w:t xml:space="preserve"> Prepare default decisions when required.</w:t>
+      </w:r>
+    </w:p>
+    <w:p>
+      <w:pPr>
+        <w:pStyle w:val="ListParagraph"/>
+      </w:pPr>
+      <w:r>
+        <w:rPr>
+          <w:rFonts w:ascii="Aptos" w:hAnsi="Aptos"/>
+          <w:b/>
+          <w:i w:val="0"/>
+          <w:sz w:val="24"/>
+        </w:rPr>
+        <w:t>Fee Application:</w:t>
+      </w:r>
+      <w:r>
+        <w:rPr>
+          <w:rFonts w:ascii="Aptos" w:hAnsi="Aptos"/>
+          <w:b w:val="0"/>
+          <w:i w:val="0"/>
+          <w:sz w:val="24"/>
+        </w:rPr>
+        <w:t xml:space="preserve"> Apply default fees during case processing.</w:t>
+      </w:r>
+    </w:p>
+    <w:p>
+      <w:pPr>
+        <w:pStyle w:val="ListParagraph"/>
+      </w:pPr>
+      <w:r>
+        <w:rPr>
+          <w:rFonts w:ascii="Aptos" w:hAnsi="Aptos"/>
+          <w:b/>
+          <w:i w:val="0"/>
+          <w:sz w:val="24"/>
+        </w:rPr>
+        <w:t>Case Completion:</w:t>
+      </w:r>
+      <w:r>
+        <w:rPr>
+          <w:rFonts w:ascii="Aptos" w:hAnsi="Aptos"/>
+          <w:b w:val="0"/>
+          <w:i w:val="0"/>
+          <w:sz w:val="24"/>
+        </w:rPr>
+        <w:t xml:space="preserve"> Update and close cases following administrative processing.  </w:t>
+      </w:r>
+    </w:p>
+    <w:p>
+      <w:pPr>
+        <w:pStyle w:val="ListParagraph"/>
+      </w:pPr>
+      <w:r>
+        <w:rPr>
+          <w:rFonts w:ascii="Aptos" w:hAnsi="Aptos"/>
+          <w:b w:val="0"/>
+          <w:i w:val="0"/>
+          <w:sz w:val="24"/>
+        </w:rPr>
+        <w:t>Communication</w:t>
+      </w:r>
+    </w:p>
+    <w:p>
+      <w:pPr>
+        <w:pStyle w:val="ListParagraph"/>
+      </w:pPr>
+      <w:r>
+        <w:rPr>
+          <w:rFonts w:ascii="Aptos" w:hAnsi="Aptos"/>
+          <w:b/>
+          <w:i w:val="0"/>
+          <w:sz w:val="24"/>
+        </w:rPr>
+        <w:t>Code Enforcement Coordination:</w:t>
+      </w:r>
+      <w:r>
+        <w:rPr>
+          <w:rFonts w:ascii="Aptos" w:hAnsi="Aptos"/>
+          <w:b w:val="0"/>
+          <w:i w:val="0"/>
+          <w:sz w:val="24"/>
+        </w:rPr>
+        <w:t xml:space="preserve"> Receive tickets and inspection information from Code Enforcement.</w:t>
+      </w:r>
+    </w:p>
+    <w:p>
+      <w:pPr>
+        <w:pStyle w:val="ListParagraph"/>
+      </w:pPr>
+      <w:r>
+        <w:rPr>
+          <w:rFonts w:ascii="Aptos" w:hAnsi="Aptos"/>
+          <w:b/>
+          <w:i w:val="0"/>
+          <w:sz w:val="24"/>
+        </w:rPr>
+        <w:t>Internal Coordination:</w:t>
+      </w:r>
+      <w:r>
+        <w:rPr>
+          <w:rFonts w:ascii="Aptos" w:hAnsi="Aptos"/>
+          <w:b w:val="0"/>
+          <w:i w:val="0"/>
+          <w:sz w:val="24"/>
+        </w:rPr>
+        <w:t xml:space="preserve"> Work with paralegals, clerks, and administrative aides while processing cases.</w:t>
+      </w:r>
+    </w:p>
+    <w:p>
+      <w:pPr>
+        <w:pStyle w:val="ListParagraph"/>
+      </w:pPr>
+      <w:r>
+        <w:rPr>
+          <w:rFonts w:ascii="Aptos" w:hAnsi="Aptos"/>
+          <w:b/>
+          <w:i w:val="0"/>
+          <w:sz w:val="24"/>
+        </w:rPr>
+        <w:t>Email Communication:</w:t>
+      </w:r>
+      <w:r>
+        <w:rPr>
+          <w:rFonts w:ascii="Aptos" w:hAnsi="Aptos"/>
+          <w:b w:val="0"/>
+          <w:i w:val="0"/>
+          <w:sz w:val="24"/>
+        </w:rPr>
+        <w:t xml:space="preserve"> Respond to emails </w:t>
+      </w:r>
+      <w:r>
+        <w:rPr>
+          <w:rFonts w:ascii="Aptos" w:hAnsi="Aptos"/>
+          <w:b w:val="0"/>
+          <w:i w:val="0"/>
+          <w:sz w:val="24"/>
+        </w:rPr>
+        <w:t>regarding</w:t>
+      </w:r>
+      <w:r>
+        <w:rPr>
+          <w:rFonts w:ascii="Aptos" w:hAnsi="Aptos"/>
+          <w:b w:val="0"/>
+          <w:i w:val="0"/>
+          <w:sz w:val="24"/>
+        </w:rPr>
+        <w:t xml:space="preserve"> cases and administrative updates</w:t>
+      </w:r>
+      <w:r>
+        <w:rPr>
+          <w:rFonts w:ascii="Aptos" w:hAnsi="Aptos"/>
+          <w:b w:val="0"/>
+          <w:i w:val="0"/>
+          <w:sz w:val="24"/>
+        </w:rPr>
+        <w:t xml:space="preserve">.  </w:t>
+      </w:r>
+    </w:p>
+    <w:p>
+      <w:pPr>
+        <w:pStyle w:val="ListParagraph"/>
+      </w:pPr>
+      <w:r>
+        <w:rPr>
+          <w:rFonts w:ascii="Aptos" w:hAnsi="Aptos"/>
+          <w:b w:val="0"/>
+          <w:i w:val="0"/>
+          <w:sz w:val="24"/>
+        </w:rPr>
+        <w:t>Technology / Tools</w:t>
+      </w:r>
+    </w:p>
+    <w:p>
+      <w:pPr>
+        <w:pStyle w:val="ListParagraph"/>
+      </w:pPr>
+      <w:r>
+        <w:rPr>
+          <w:rFonts w:ascii="Aptos" w:hAnsi="Aptos"/>
+          <w:b/>
+          <w:i w:val="0"/>
+          <w:sz w:val="24"/>
+        </w:rPr>
+        <w:t>Primary Systems</w:t>
+      </w:r>
+      <w:r>
+        <w:rPr>
+          <w:rFonts w:ascii="Aptos" w:hAnsi="Aptos"/>
+          <w:b/>
+          <w:i w:val="0"/>
+          <w:sz w:val="24"/>
+        </w:rPr>
+        <w:t>:</w:t>
+      </w:r>
+    </w:p>
+    <w:p>
+      <w:pPr>
+        <w:pStyle w:val="ListParagraph"/>
+      </w:pPr>
+      <w:r>
+        <w:rPr>
+          <w:rFonts w:ascii="Aptos" w:hAnsi="Aptos"/>
+          <w:b w:val="0"/>
+          <w:i w:val="0"/>
+          <w:sz w:val="24"/>
+        </w:rPr>
+        <w:t>IPS</w:t>
+      </w:r>
+    </w:p>
+    <w:p>
+      <w:pPr>
+        <w:pStyle w:val="ListParagraph"/>
+      </w:pPr>
+      <w:r>
+        <w:rPr>
+          <w:rFonts w:ascii="Aptos" w:hAnsi="Aptos"/>
+          <w:b w:val="0"/>
+          <w:i w:val="0"/>
+          <w:sz w:val="24"/>
+        </w:rPr>
+        <w:t>AS400</w:t>
+      </w:r>
+    </w:p>
+    <w:p>
+      <w:pPr>
+        <w:pStyle w:val="ListParagraph"/>
+      </w:pPr>
+      <w:r>
+        <w:rPr>
+          <w:rFonts w:ascii="Aptos" w:hAnsi="Aptos"/>
+          <w:b w:val="0"/>
+          <w:i w:val="0"/>
+          <w:sz w:val="24"/>
+        </w:rPr>
+        <w:t>Westlaw</w:t>
+      </w:r>
+    </w:p>
+    <w:p>
+      <w:pPr>
+        <w:pStyle w:val="ListParagraph"/>
+      </w:pPr>
+      <w:r>
+        <w:rPr>
+          <w:rFonts w:ascii="Aptos" w:hAnsi="Aptos"/>
+          <w:b w:val="0"/>
+          <w:i w:val="0"/>
+          <w:sz w:val="24"/>
+        </w:rPr>
+        <w:t>Microsoft Word</w:t>
+      </w:r>
+    </w:p>
+    <w:p>
+      <w:pPr>
+        <w:pStyle w:val="ListParagraph"/>
+      </w:pPr>
+      <w:r>
+        <w:rPr>
+          <w:rFonts w:ascii="Aptos" w:hAnsi="Aptos"/>
+          <w:b w:val="0"/>
+          <w:i w:val="0"/>
+          <w:sz w:val="24"/>
+        </w:rPr>
+        <w:t>Foxit PDF</w:t>
+      </w:r>
+    </w:p>
+    <w:p>
+      <w:pPr>
+        <w:pStyle w:val="ListParagraph"/>
+      </w:pPr>
+      <w:r>
+        <w:rPr>
+          <w:rFonts w:ascii="Aptos" w:hAnsi="Aptos"/>
+          <w:b/>
+          <w:i w:val="0"/>
+          <w:sz w:val="24"/>
+        </w:rPr>
+        <w:t>Productivity Tools</w:t>
+      </w:r>
+      <w:r>
+        <w:rPr>
+          <w:rFonts w:ascii="Aptos" w:hAnsi="Aptos"/>
+          <w:b/>
+          <w:i w:val="0"/>
+          <w:sz w:val="24"/>
+        </w:rPr>
+        <w:t>:</w:t>
+      </w:r>
+    </w:p>
+    <w:p>
+      <w:pPr>
+        <w:pStyle w:val="ListParagraph"/>
+      </w:pPr>
+      <w:r>
+        <w:rPr>
+          <w:rFonts w:ascii="Aptos" w:hAnsi="Aptos"/>
+          <w:b w:val="0"/>
+          <w:i w:val="0"/>
+          <w:sz w:val="24"/>
+        </w:rPr>
+        <w:t>Outlook</w:t>
+      </w:r>
+    </w:p>
+    <w:p>
+      <w:pPr>
+        <w:pStyle w:val="ListParagraph"/>
+      </w:pPr>
+      <w:r>
+        <w:rPr>
+          <w:rFonts w:ascii="Aptos" w:hAnsi="Aptos"/>
+          <w:b/>
+          <w:i w:val="0"/>
+          <w:sz w:val="24"/>
+        </w:rPr>
+        <w:t>Other Resources</w:t>
+      </w:r>
+      <w:r>
+        <w:rPr>
+          <w:rFonts w:ascii="Aptos" w:hAnsi="Aptos"/>
+          <w:b/>
+          <w:i w:val="0"/>
+          <w:sz w:val="24"/>
+        </w:rPr>
+        <w:t>:</w:t>
+      </w:r>
+    </w:p>
+    <w:p>
+      <w:pPr>
+        <w:pStyle w:val="ListParagraph"/>
+      </w:pPr>
+      <w:r>
+        <w:rPr>
+          <w:rFonts w:ascii="Aptos" w:hAnsi="Aptos"/>
+          <w:b w:val="0"/>
+          <w:i w:val="0"/>
+          <w:sz w:val="24"/>
+        </w:rPr>
+        <w:t>USPS Tracking</w:t>
+      </w:r>
+    </w:p>
+    <w:p>
+      <w:pPr>
+        <w:pStyle w:val="ListParagraph"/>
+      </w:pPr>
+      <w:r>
+        <w:rPr>
+          <w:rFonts w:ascii="Aptos" w:hAnsi="Aptos"/>
+          <w:b w:val="0"/>
+          <w:i w:val="0"/>
+          <w:sz w:val="24"/>
+        </w:rPr>
+        <w:t>BAA Email</w:t>
+      </w:r>
     </w:p>
     <w:p>
       <w:pPr>
         <w:pStyle w:val="Heading3"/>
       </w:pPr>
       <w:r>
-        <w:rPr>
-          <w:rFonts w:ascii="Aptos" w:hAnsi="Aptos"/>
-        </w:rPr>
+        <w:rPr/>
         <w:t>Pain-Point:</w:t>
       </w:r>
     </w:p>
@@ -724,13 +1447,16 @@
       </w:r>
     </w:p>
     <w:p>
-      <w:pPr/>
+      <w:pPr>
+        <w:pStyle w:val="Heading3"/>
+      </w:pPr>
       <w:r>
-        <w:rPr>
-          <w:rStyle w:val="Heading3Char"/>
-          <w:rFonts w:ascii="Aptos" w:hAnsi="Aptos"/>
-        </w:rPr>
-        <w:t>Expectations:</w:t>
+        <w:rPr/>
+        <w:t>Expect</w:t>
+      </w:r>
+      <w:r>
+        <w:rPr/>
+        <w:t>ation:</w:t>
       </w:r>
     </w:p>
     <w:p>
